--- a/docs/samples/sample-changes.docx
+++ b/docs/samples/sample-changes.docx
@@ -31,7 +31,7 @@
         <w:rPr>
           <w:rFonts w:ascii="Calibri" w:cs="Calibri" w:eastAsia="Calibri" w:hAnsi="Calibri"/>
         </w:rPr>
-        <w:t xml:space="preserve">http://127.0.0.1:45013/pages/clto-15.html</w:t>
+        <w:t xml:space="preserve">http://127.0.0.1:34035/pages/clto-15.html</w:t>
       </w:r>
     </w:p>
     <w:p>
@@ -184,7 +184,7 @@
         <w:rPr>
           <w:rFonts w:ascii="Calibri" w:cs="Calibri" w:eastAsia="Calibri" w:hAnsi="Calibri"/>
         </w:rPr>
-        <w:t xml:space="preserve">22.10.2026, 14:51:40</w:t>
+        <w:t xml:space="preserve">22.10.2026, 15:14:06</w:t>
       </w:r>
     </w:p>
     <w:p>

--- a/docs/samples/sample-changes.docx
+++ b/docs/samples/sample-changes.docx
@@ -31,7 +31,7 @@
         <w:rPr>
           <w:rFonts w:ascii="Calibri" w:cs="Calibri" w:eastAsia="Calibri" w:hAnsi="Calibri"/>
         </w:rPr>
-        <w:t xml:space="preserve">http://127.0.0.1:34035/pages/clto-15.html</w:t>
+        <w:t xml:space="preserve">http://127.0.0.1:34247/pages/clto-15.html</w:t>
       </w:r>
     </w:p>
     <w:p>
@@ -83,7 +83,7 @@
         <w:rPr>
           <w:rFonts w:ascii="Calibri" w:cs="Calibri" w:eastAsia="Calibri" w:hAnsi="Calibri"/>
         </w:rPr>
-        <w:t xml:space="preserve">Кусков Евгений Павлович (Evgeniy Kuskov)</w:t>
+        <w:t xml:space="preserve">Сидоров Пётр Павлович (Petr Sidorov)</w:t>
       </w:r>
     </w:p>
     <w:p>
@@ -142,6 +142,7 @@
       <w:r>
         <w:rPr>
           <w:rFonts w:ascii="Calibri" w:cs="Calibri" w:eastAsia="Calibri" w:hAnsi="Calibri"/>
+          <w:strike w:val="false"/>
           <w:color w:val="36B37E"/>
         </w:rPr>
         <w:t xml:space="preserve">Реализовать развилку для создания задачи "Принять решение" или "Проверить неоплаченный СА"</w:t>
@@ -184,7 +185,7 @@
         <w:rPr>
           <w:rFonts w:ascii="Calibri" w:cs="Calibri" w:eastAsia="Calibri" w:hAnsi="Calibri"/>
         </w:rPr>
-        <w:t xml:space="preserve">22.10.2026, 15:14:06</w:t>
+        <w:t xml:space="preserve">22.10.2026, 15:42:31</w:t>
       </w:r>
     </w:p>
     <w:p>

--- a/docs/samples/sample-changes.docx
+++ b/docs/samples/sample-changes.docx
@@ -31,7 +31,7 @@
         <w:rPr>
           <w:rFonts w:ascii="Calibri" w:cs="Calibri" w:eastAsia="Calibri" w:hAnsi="Calibri"/>
         </w:rPr>
-        <w:t xml:space="preserve">http://127.0.0.1:34247/pages/clto-15.html</w:t>
+        <w:t xml:space="preserve">http://127.0.0.1:32997/pages/clto-15.html</w:t>
       </w:r>
     </w:p>
     <w:p>
@@ -185,7 +185,7 @@
         <w:rPr>
           <w:rFonts w:ascii="Calibri" w:cs="Calibri" w:eastAsia="Calibri" w:hAnsi="Calibri"/>
         </w:rPr>
-        <w:t xml:space="preserve">22.10.2026, 15:42:31</w:t>
+        <w:t xml:space="preserve">23.10.2026, 07:49:23</w:t>
       </w:r>
     </w:p>
     <w:p>
